--- a/TabLLM_model_comparison.docx
+++ b/TabLLM_model_comparison.docx
@@ -4214,6 +4214,2903 @@
           <w:sz w:val="18"/>
         </w:rPr>
         <w:t>Figures: figures/Caretta_caretta/21_tabllm_learning_curve.png (per-scheme learning curves) and 22_tabllm_geography_ablation.png (geography ablation) visualise these same numbers.</w:t>
+      </w:r>
+    </w:p>
+    <w:p>
+      <w:r>
+        <w:br w:type="page"/>
+      </w:r>
+    </w:p>
+    <w:p>
+      <w:pPr>
+        <w:pStyle w:val="Heading1"/>
+      </w:pPr>
+      <w:r>
+        <w:t>6 · Score read-out — verbalized P(HIGH) vs token log-probability (72B)</w:t>
+      </w:r>
+    </w:p>
+    <w:p>
+      <w:r>
+        <w:t>Added 2026-07-29. All results in sections 1–5 above were produced by asking the model to WRITE a probability ("verbalized"). Replaying all 39,277 cached 72B responses offline showed this read-out was itself capping the AUC, independently of model quality.</w:t>
+      </w:r>
+    </w:p>
+    <w:p>
+      <w:r>
+        <w:t>Diagnosis of the verbalized read-out (all 12 configurations of section 4):</w:t>
+      </w:r>
+    </w:p>
+    <w:tbl>
+      <w:tblPr>
+        <w:tblStyle w:val="LightGrid-Accent1"/>
+        <w:tblW w:type="auto" w:w="0"/>
+        <w:tblLook w:firstColumn="1" w:firstRow="1" w:lastColumn="0" w:lastRow="0" w:noHBand="0" w:noVBand="1" w:val="04A0"/>
+      </w:tblPr>
+      <w:tblGrid>
+        <w:gridCol w:w="2880"/>
+        <w:gridCol w:w="2880"/>
+        <w:gridCol w:w="2880"/>
+      </w:tblGrid>
+      <w:tr>
+        <w:tc>
+          <w:tcPr>
+            <w:tcW w:type="dxa" w:w="2880"/>
+          </w:tcPr>
+          <w:p>
+            <w:r>
+              <w:rPr>
+                <w:b/>
+              </w:rPr>
+              <w:t>Measure</w:t>
+            </w:r>
+          </w:p>
+        </w:tc>
+        <w:tc>
+          <w:tcPr>
+            <w:tcW w:type="dxa" w:w="2880"/>
+          </w:tcPr>
+          <w:p>
+            <w:r>
+              <w:rPr>
+                <w:b/>
+              </w:rPr>
+              <w:t>Value</w:t>
+            </w:r>
+          </w:p>
+        </w:tc>
+        <w:tc>
+          <w:tcPr>
+            <w:tcW w:type="dxa" w:w="2880"/>
+          </w:tcPr>
+          <w:p>
+            <w:r>
+              <w:rPr>
+                <w:b/>
+              </w:rPr>
+              <w:t>Meaning</w:t>
+            </w:r>
+          </w:p>
+        </w:tc>
+      </w:tr>
+      <w:tr>
+        <w:tc>
+          <w:tcPr>
+            <w:tcW w:type="dxa" w:w="2880"/>
+          </w:tcPr>
+          <w:p>
+            <w:r>
+              <w:t>Mean AUC</w:t>
+            </w:r>
+          </w:p>
+        </w:tc>
+        <w:tc>
+          <w:tcPr>
+            <w:tcW w:type="dxa" w:w="2880"/>
+          </w:tcPr>
+          <w:p>
+            <w:r>
+              <w:t>0.550</w:t>
+            </w:r>
+          </w:p>
+        </w:tc>
+        <w:tc>
+          <w:tcPr>
+            <w:tcW w:type="dxa" w:w="2880"/>
+          </w:tcPr>
+          <w:p>
+            <w:r>
+              <w:t>headline across the 12 configs</w:t>
+            </w:r>
+          </w:p>
+        </w:tc>
+      </w:tr>
+      <w:tr>
+        <w:tc>
+          <w:tcPr>
+            <w:tcW w:type="dxa" w:w="2880"/>
+          </w:tcPr>
+          <w:p>
+            <w:r>
+              <w:t>Tied positive/negative pairs</w:t>
+            </w:r>
+          </w:p>
+        </w:tc>
+        <w:tc>
+          <w:tcPr>
+            <w:tcW w:type="dxa" w:w="2880"/>
+          </w:tcPr>
+          <w:p>
+            <w:r>
+              <w:t>26.2%</w:t>
+            </w:r>
+          </w:p>
+        </w:tc>
+        <w:tc>
+          <w:tcPr>
+            <w:tcW w:type="dxa" w:w="2880"/>
+          </w:tcPr>
+          <w:p>
+            <w:r>
+              <w:t>identical score given to a HIGH and a LOW cell</w:t>
+            </w:r>
+          </w:p>
+        </w:tc>
+      </w:tr>
+      <w:tr>
+        <w:tc>
+          <w:tcPr>
+            <w:tcW w:type="dxa" w:w="2880"/>
+          </w:tcPr>
+          <w:p>
+            <w:r>
+              <w:t>Hard tie ceiling</w:t>
+            </w:r>
+          </w:p>
+        </w:tc>
+        <w:tc>
+          <w:tcPr>
+            <w:tcW w:type="dxa" w:w="2880"/>
+          </w:tcPr>
+          <w:p>
+            <w:r>
+              <w:t>0.681</w:t>
+            </w:r>
+          </w:p>
+        </w:tc>
+        <w:tc>
+          <w:tcPr>
+            <w:tcW w:type="dxa" w:w="2880"/>
+          </w:tcPr>
+          <w:p>
+            <w:r>
+              <w:t>max AUC even if every tie broke correctly</w:t>
+            </w:r>
+          </w:p>
+        </w:tc>
+      </w:tr>
+      <w:tr>
+        <w:tc>
+          <w:tcPr>
+            <w:tcW w:type="dxa" w:w="2880"/>
+          </w:tcPr>
+          <w:p>
+            <w:r>
+              <w:t>Untied ranking skill</w:t>
+            </w:r>
+          </w:p>
+        </w:tc>
+        <w:tc>
+          <w:tcPr>
+            <w:tcW w:type="dxa" w:w="2880"/>
+          </w:tcPr>
+          <w:p>
+            <w:r>
+              <w:t>0.568</w:t>
+            </w:r>
+          </w:p>
+        </w:tc>
+        <w:tc>
+          <w:tcPr>
+            <w:tcW w:type="dxa" w:w="2880"/>
+          </w:tcPr>
+          <w:p>
+            <w:r>
+              <w:t>AUC among pairs the model did separate</w:t>
+            </w:r>
+          </w:p>
+        </w:tc>
+      </w:tr>
+      <w:tr>
+        <w:tc>
+          <w:tcPr>
+            <w:tcW w:type="dxa" w:w="2880"/>
+          </w:tcPr>
+          <w:p>
+            <w:r>
+              <w:t>AUC from binary label alone</w:t>
+            </w:r>
+          </w:p>
+        </w:tc>
+        <w:tc>
+          <w:tcPr>
+            <w:tcW w:type="dxa" w:w="2880"/>
+          </w:tcPr>
+          <w:p>
+            <w:r>
+              <w:t>0.533</w:t>
+            </w:r>
+          </w:p>
+        </w:tc>
+        <w:tc>
+          <w:tcPr>
+            <w:tcW w:type="dxa" w:w="2880"/>
+          </w:tcPr>
+          <w:p>
+            <w:r>
+              <w:t>so verbalized P(HIGH) adds only +0.017</w:t>
+            </w:r>
+          </w:p>
+        </w:tc>
+      </w:tr>
+      <w:tr>
+        <w:tc>
+          <w:tcPr>
+            <w:tcW w:type="dxa" w:w="2880"/>
+          </w:tcPr>
+          <w:p>
+            <w:r>
+              <w:t>Distinct score values</w:t>
+            </w:r>
+          </w:p>
+        </w:tc>
+        <w:tc>
+          <w:tcPr>
+            <w:tcW w:type="dxa" w:w="2880"/>
+          </w:tcPr>
+          <w:p>
+            <w:r>
+              <w:t>66 / 39,277 calls</w:t>
+            </w:r>
+          </w:p>
+        </w:tc>
+        <w:tc>
+          <w:tcPr>
+            <w:tcW w:type="dxa" w:w="2880"/>
+          </w:tcPr>
+          <w:p>
+            <w:r>
+              <w:t>top 5 values = 64% of all output (0.35 alone = 18.6%)</w:t>
+            </w:r>
+          </w:p>
+        </w:tc>
+      </w:tr>
+    </w:tbl>
+    <w:p>
+      <w:r>
+        <w:t>Cause: LLMs emit round numbers, so scores cluster on a handful of values. That clustering IS the tie mass. Note also that this deviates from the TabLLM paper (Hegselmann et al., 2210.10723), which scores by the language model's likelihood over the label verbalizer tokens rather than a self-reported number.</w:t>
+      </w:r>
+    </w:p>
+    <w:p>
+      <w:r>
+        <w:t>Paired A/B on the same model, cells, folds and exemplars (random CV, variant = full, n_test = 50/fold — a smoke-scale test, NOT the section 1–4 grid):</w:t>
+      </w:r>
+    </w:p>
+    <w:tbl>
+      <w:tblPr>
+        <w:tblStyle w:val="LightGrid-Accent1"/>
+        <w:tblW w:type="auto" w:w="0"/>
+        <w:tblLook w:firstColumn="1" w:firstRow="1" w:lastColumn="0" w:lastRow="0" w:noHBand="0" w:noVBand="1" w:val="04A0"/>
+      </w:tblPr>
+      <w:tblGrid>
+        <w:gridCol w:w="2880"/>
+        <w:gridCol w:w="2880"/>
+        <w:gridCol w:w="2880"/>
+      </w:tblGrid>
+      <w:tr>
+        <w:tc>
+          <w:tcPr>
+            <w:tcW w:type="dxa" w:w="2880"/>
+          </w:tcPr>
+          <w:p>
+            <w:r>
+              <w:rPr>
+                <w:b/>
+              </w:rPr>
+              <w:t>Read-out</w:t>
+            </w:r>
+          </w:p>
+        </w:tc>
+        <w:tc>
+          <w:tcPr>
+            <w:tcW w:type="dxa" w:w="2880"/>
+          </w:tcPr>
+          <w:p>
+            <w:r>
+              <w:rPr>
+                <w:b/>
+              </w:rPr>
+              <w:t>k=0</w:t>
+            </w:r>
+          </w:p>
+        </w:tc>
+        <w:tc>
+          <w:tcPr>
+            <w:tcW w:type="dxa" w:w="2880"/>
+          </w:tcPr>
+          <w:p>
+            <w:r>
+              <w:rPr>
+                <w:b/>
+              </w:rPr>
+              <w:t>k=8</w:t>
+            </w:r>
+          </w:p>
+        </w:tc>
+      </w:tr>
+      <w:tr>
+        <w:tc>
+          <w:tcPr>
+            <w:tcW w:type="dxa" w:w="2880"/>
+          </w:tcPr>
+          <w:p>
+            <w:r>
+              <w:t>Verbalized P(HIGH)</w:t>
+            </w:r>
+          </w:p>
+        </w:tc>
+        <w:tc>
+          <w:tcPr>
+            <w:tcW w:type="dxa" w:w="2880"/>
+          </w:tcPr>
+          <w:p>
+            <w:r>
+              <w:t>0.537</w:t>
+            </w:r>
+          </w:p>
+        </w:tc>
+        <w:tc>
+          <w:tcPr>
+            <w:tcW w:type="dxa" w:w="2880"/>
+          </w:tcPr>
+          <w:p>
+            <w:r>
+              <w:t>0.575</w:t>
+            </w:r>
+          </w:p>
+        </w:tc>
+      </w:tr>
+      <w:tr>
+        <w:tc>
+          <w:tcPr>
+            <w:tcW w:type="dxa" w:w="2880"/>
+          </w:tcPr>
+          <w:p>
+            <w:r>
+              <w:t>Token log-probability</w:t>
+            </w:r>
+          </w:p>
+        </w:tc>
+        <w:tc>
+          <w:tcPr>
+            <w:tcW w:type="dxa" w:w="2880"/>
+          </w:tcPr>
+          <w:p>
+            <w:r>
+              <w:t>0.522</w:t>
+            </w:r>
+          </w:p>
+        </w:tc>
+        <w:tc>
+          <w:tcPr>
+            <w:tcW w:type="dxa" w:w="2880"/>
+          </w:tcPr>
+          <w:p>
+            <w:r>
+              <w:t>0.597</w:t>
+            </w:r>
+          </w:p>
+        </w:tc>
+      </w:tr>
+    </w:tbl>
+    <w:p>
+      <w:r>
+        <w:t>Score-quality decomposition, pooled over the k=8 folds (n = 250 cells):</w:t>
+      </w:r>
+    </w:p>
+    <w:tbl>
+      <w:tblPr>
+        <w:tblStyle w:val="LightGrid-Accent1"/>
+        <w:tblW w:type="auto" w:w="0"/>
+        <w:tblLook w:firstColumn="1" w:firstRow="1" w:lastColumn="0" w:lastRow="0" w:noHBand="0" w:noVBand="1" w:val="04A0"/>
+      </w:tblPr>
+      <w:tblGrid>
+        <w:gridCol w:w="1728"/>
+        <w:gridCol w:w="1728"/>
+        <w:gridCol w:w="1728"/>
+        <w:gridCol w:w="1728"/>
+        <w:gridCol w:w="1728"/>
+      </w:tblGrid>
+      <w:tr>
+        <w:tc>
+          <w:tcPr>
+            <w:tcW w:type="dxa" w:w="1728"/>
+          </w:tcPr>
+          <w:p>
+            <w:r>
+              <w:rPr>
+                <w:b/>
+              </w:rPr>
+              <w:t>Read-out</w:t>
+            </w:r>
+          </w:p>
+        </w:tc>
+        <w:tc>
+          <w:tcPr>
+            <w:tcW w:type="dxa" w:w="1728"/>
+          </w:tcPr>
+          <w:p>
+            <w:r>
+              <w:rPr>
+                <w:b/>
+              </w:rPr>
+              <w:t>AUC</w:t>
+            </w:r>
+          </w:p>
+        </w:tc>
+        <w:tc>
+          <w:tcPr>
+            <w:tcW w:type="dxa" w:w="1728"/>
+          </w:tcPr>
+          <w:p>
+            <w:r>
+              <w:rPr>
+                <w:b/>
+              </w:rPr>
+              <w:t>Tied pairs</w:t>
+            </w:r>
+          </w:p>
+        </w:tc>
+        <w:tc>
+          <w:tcPr>
+            <w:tcW w:type="dxa" w:w="1728"/>
+          </w:tcPr>
+          <w:p>
+            <w:r>
+              <w:rPr>
+                <w:b/>
+              </w:rPr>
+              <w:t>Ceiling</w:t>
+            </w:r>
+          </w:p>
+        </w:tc>
+        <w:tc>
+          <w:tcPr>
+            <w:tcW w:type="dxa" w:w="1728"/>
+          </w:tcPr>
+          <w:p>
+            <w:r>
+              <w:rPr>
+                <w:b/>
+              </w:rPr>
+              <w:t>Distinct scores</w:t>
+            </w:r>
+          </w:p>
+        </w:tc>
+      </w:tr>
+      <w:tr>
+        <w:tc>
+          <w:tcPr>
+            <w:tcW w:type="dxa" w:w="1728"/>
+          </w:tcPr>
+          <w:p>
+            <w:r>
+              <w:t>Verbalized</w:t>
+            </w:r>
+          </w:p>
+        </w:tc>
+        <w:tc>
+          <w:tcPr>
+            <w:tcW w:type="dxa" w:w="1728"/>
+          </w:tcPr>
+          <w:p>
+            <w:r>
+              <w:t>0.589</w:t>
+            </w:r>
+          </w:p>
+        </w:tc>
+        <w:tc>
+          <w:tcPr>
+            <w:tcW w:type="dxa" w:w="1728"/>
+          </w:tcPr>
+          <w:p>
+            <w:r>
+              <w:t>23.3%</w:t>
+            </w:r>
+          </w:p>
+        </w:tc>
+        <w:tc>
+          <w:tcPr>
+            <w:tcW w:type="dxa" w:w="1728"/>
+          </w:tcPr>
+          <w:p>
+            <w:r>
+              <w:t>0.706</w:t>
+            </w:r>
+          </w:p>
+        </w:tc>
+        <w:tc>
+          <w:tcPr>
+            <w:tcW w:type="dxa" w:w="1728"/>
+          </w:tcPr>
+          <w:p>
+            <w:r>
+              <w:t>12</w:t>
+            </w:r>
+          </w:p>
+        </w:tc>
+      </w:tr>
+      <w:tr>
+        <w:tc>
+          <w:tcPr>
+            <w:tcW w:type="dxa" w:w="1728"/>
+          </w:tcPr>
+          <w:p>
+            <w:r>
+              <w:t>Log-probability</w:t>
+            </w:r>
+          </w:p>
+        </w:tc>
+        <w:tc>
+          <w:tcPr>
+            <w:tcW w:type="dxa" w:w="1728"/>
+          </w:tcPr>
+          <w:p>
+            <w:r>
+              <w:t>0.603</w:t>
+            </w:r>
+          </w:p>
+        </w:tc>
+        <w:tc>
+          <w:tcPr>
+            <w:tcW w:type="dxa" w:w="1728"/>
+          </w:tcPr>
+          <w:p>
+            <w:r>
+              <w:t>0.0%</w:t>
+            </w:r>
+          </w:p>
+        </w:tc>
+        <w:tc>
+          <w:tcPr>
+            <w:tcW w:type="dxa" w:w="1728"/>
+          </w:tcPr>
+          <w:p>
+            <w:r>
+              <w:t>0.603</w:t>
+            </w:r>
+          </w:p>
+        </w:tc>
+        <w:tc>
+          <w:tcPr>
+            <w:tcW w:type="dxa" w:w="1728"/>
+          </w:tcPr>
+          <w:p>
+            <w:r>
+              <w:t>250 (all unique)</w:t>
+            </w:r>
+          </w:p>
+        </w:tc>
+      </w:tr>
+    </w:tbl>
+    <w:p>
+      <w:pPr>
+        <w:pStyle w:val="ListBullet"/>
+      </w:pPr>
+      <w:r>
+        <w:t>The mechanism worked completely: ties 23.3% → 0.0%, distinct scores 12 → 250, top-5 value mass 64% → 9.6%, and the verbalizer was found at token position 0 in 500/500 calls. Log-probability scoring also produced 0 parse failures vs 7.</w:t>
+      </w:r>
+    </w:p>
+    <w:p>
+      <w:pPr>
+        <w:pStyle w:val="ListBullet"/>
+      </w:pPr>
+      <w:r>
+        <w:t>But the AUC barely moved: +0.014 pooled. At n = 250 per configuration the AUC standard error is ≈0.036, so this difference is WITHIN NOISE — log-probability scoring is not demonstrated to improve AUC, only to remove an artefact.</w:t>
+      </w:r>
+    </w:p>
+    <w:p>
+      <w:pPr>
+        <w:pStyle w:val="ListBullet"/>
+      </w:pPr>
+      <w:r>
+        <w:t>Why: the tie ceiling was real but never the binding constraint. With ties removed the log-probability ceiling EQUALS its AUC (0.603) — there is no wasted headroom left, and the model's genuine ranking ability is simply ≈0.60.</w:t>
+      </w:r>
+    </w:p>
+    <w:p>
+      <w:pPr>
+        <w:pStyle w:val="ListBullet"/>
+      </w:pPr>
+      <w:r>
+        <w:t>Separately fixed: an inert keep_reasoning flag meant the optional 'reasoning' field was never stripped from the output schema, so the model opened with it, exceeded max_tokens and truncated into invalid JSON that was silently scored as a confident P(HIGH)=0.0 — 5,418 of 39,277 responses (13.8%). Measured AUC cost was only −0.0001, but those were fabricated negatives sitting in the committed cache.</w:t>
+      </w:r>
+    </w:p>
+    <w:p>
+      <w:r>
+        <w:t>Caveat: the A/B above is smoke-scale (n_test = 50, k ∈ {0, 8}, random CV only). The properly-powered comparison (n_test = 300, k ∈ {8,16,32}, both CV schemes) has NOT been run. Do not quote the +0.014 as a result.</w:t>
+      </w:r>
+    </w:p>
+    <w:p>
+      <w:r>
+        <w:br w:type="page"/>
+      </w:r>
+    </w:p>
+    <w:p>
+      <w:pPr>
+        <w:pStyle w:val="Heading1"/>
+      </w:pPr>
+      <w:r>
+        <w:t>7 · TabICL — a tabular foundation model (not a language model)</w:t>
+      </w:r>
+    </w:p>
+    <w:p>
+      <w:r>
+        <w:t>Added 2026-07-29. TabICL (arXiv 2502.05564, soda-inria, BSD 3-Clause) is a transformer pretrained on synthetic tabular datasets that classifies in a single forward pass from the numeric feature matrix: there is no serialization, no prompt and no verbalizer. It therefore answers a different question from TabLLM — not "can a language model reason about habitat from text?" but "does a purpose-built tabular foundation model beat RF/GBT on these features?"</w:t>
+      </w:r>
+    </w:p>
+    <w:p>
+      <w:r>
+        <w:t>Evaluated at matched k against the 72B TabLLM run: identical cells, folds, exemplar rows and test subsamples (n_test = 300, TabICL n_estimators = 2).</w:t>
+      </w:r>
+    </w:p>
+    <w:tbl>
+      <w:tblPr>
+        <w:tblStyle w:val="LightList-Accent1"/>
+        <w:tblW w:type="auto" w:w="0"/>
+        <w:tblLook w:firstColumn="1" w:firstRow="1" w:lastColumn="0" w:lastRow="0" w:noHBand="0" w:noVBand="1" w:val="04A0"/>
+      </w:tblPr>
+      <w:tblGrid>
+        <w:gridCol w:w="1234"/>
+        <w:gridCol w:w="1234"/>
+        <w:gridCol w:w="1234"/>
+        <w:gridCol w:w="1234"/>
+        <w:gridCol w:w="1234"/>
+        <w:gridCol w:w="1234"/>
+        <w:gridCol w:w="1234"/>
+      </w:tblGrid>
+      <w:tr>
+        <w:tc>
+          <w:tcPr>
+            <w:tcW w:type="dxa" w:w="1234"/>
+          </w:tcPr>
+          <w:p>
+            <w:r>
+              <w:rPr>
+                <w:b/>
+              </w:rPr>
+              <w:t>Scheme</w:t>
+            </w:r>
+          </w:p>
+        </w:tc>
+        <w:tc>
+          <w:tcPr>
+            <w:tcW w:type="dxa" w:w="1234"/>
+          </w:tcPr>
+          <w:p>
+            <w:r>
+              <w:rPr>
+                <w:b/>
+              </w:rPr>
+              <w:t>k</w:t>
+            </w:r>
+          </w:p>
+        </w:tc>
+        <w:tc>
+          <w:tcPr>
+            <w:tcW w:type="dxa" w:w="1234"/>
+          </w:tcPr>
+          <w:p>
+            <w:r>
+              <w:rPr>
+                <w:b/>
+              </w:rPr>
+              <w:t>TabICL</w:t>
+            </w:r>
+          </w:p>
+        </w:tc>
+        <w:tc>
+          <w:tcPr>
+            <w:tcW w:type="dxa" w:w="1234"/>
+          </w:tcPr>
+          <w:p>
+            <w:r>
+              <w:rPr>
+                <w:b/>
+              </w:rPr>
+              <w:t>LLM · 72B</w:t>
+            </w:r>
+          </w:p>
+        </w:tc>
+        <w:tc>
+          <w:tcPr>
+            <w:tcW w:type="dxa" w:w="1234"/>
+          </w:tcPr>
+          <w:p>
+            <w:r>
+              <w:rPr>
+                <w:b/>
+              </w:rPr>
+              <w:t>Δ vs LLM</w:t>
+            </w:r>
+          </w:p>
+        </w:tc>
+        <w:tc>
+          <w:tcPr>
+            <w:tcW w:type="dxa" w:w="1234"/>
+          </w:tcPr>
+          <w:p>
+            <w:r>
+              <w:rPr>
+                <w:b/>
+              </w:rPr>
+              <w:t>Best classical k-shot</w:t>
+            </w:r>
+          </w:p>
+        </w:tc>
+        <w:tc>
+          <w:tcPr>
+            <w:tcW w:type="dxa" w:w="1234"/>
+          </w:tcPr>
+          <w:p>
+            <w:r>
+              <w:rPr>
+                <w:b/>
+              </w:rPr>
+              <w:t>RF-full</w:t>
+            </w:r>
+          </w:p>
+        </w:tc>
+      </w:tr>
+      <w:tr>
+        <w:tc>
+          <w:tcPr>
+            <w:tcW w:type="dxa" w:w="1234"/>
+          </w:tcPr>
+          <w:p>
+            <w:r>
+              <w:t>random</w:t>
+            </w:r>
+          </w:p>
+        </w:tc>
+        <w:tc>
+          <w:tcPr>
+            <w:tcW w:type="dxa" w:w="1234"/>
+          </w:tcPr>
+          <w:p>
+            <w:r>
+              <w:t>8</w:t>
+            </w:r>
+          </w:p>
+        </w:tc>
+        <w:tc>
+          <w:tcPr>
+            <w:tcW w:type="dxa" w:w="1234"/>
+          </w:tcPr>
+          <w:p>
+            <w:r>
+              <w:t>0.613</w:t>
+            </w:r>
+          </w:p>
+        </w:tc>
+        <w:tc>
+          <w:tcPr>
+            <w:tcW w:type="dxa" w:w="1234"/>
+          </w:tcPr>
+          <w:p>
+            <w:r>
+              <w:t>0.579</w:t>
+            </w:r>
+          </w:p>
+        </w:tc>
+        <w:tc>
+          <w:tcPr>
+            <w:tcW w:type="dxa" w:w="1234"/>
+          </w:tcPr>
+          <w:p>
+            <w:r>
+              <w:t>+0.034</w:t>
+            </w:r>
+          </w:p>
+        </w:tc>
+        <w:tc>
+          <w:tcPr>
+            <w:tcW w:type="dxa" w:w="1234"/>
+          </w:tcPr>
+          <w:p>
+            <w:r>
+              <w:t>RF 0.622</w:t>
+            </w:r>
+          </w:p>
+        </w:tc>
+        <w:tc>
+          <w:tcPr>
+            <w:tcW w:type="dxa" w:w="1234"/>
+          </w:tcPr>
+          <w:p>
+            <w:r>
+              <w:t>0.988</w:t>
+            </w:r>
+          </w:p>
+        </w:tc>
+      </w:tr>
+      <w:tr>
+        <w:tc>
+          <w:tcPr>
+            <w:tcW w:type="dxa" w:w="1234"/>
+          </w:tcPr>
+          <w:p>
+            <w:r>
+              <w:t>random</w:t>
+            </w:r>
+          </w:p>
+        </w:tc>
+        <w:tc>
+          <w:tcPr>
+            <w:tcW w:type="dxa" w:w="1234"/>
+          </w:tcPr>
+          <w:p>
+            <w:r>
+              <w:t>16</w:t>
+            </w:r>
+          </w:p>
+        </w:tc>
+        <w:tc>
+          <w:tcPr>
+            <w:tcW w:type="dxa" w:w="1234"/>
+          </w:tcPr>
+          <w:p>
+            <w:r>
+              <w:t>0.672</w:t>
+            </w:r>
+          </w:p>
+        </w:tc>
+        <w:tc>
+          <w:tcPr>
+            <w:tcW w:type="dxa" w:w="1234"/>
+          </w:tcPr>
+          <w:p>
+            <w:r>
+              <w:t>0.610</w:t>
+            </w:r>
+          </w:p>
+        </w:tc>
+        <w:tc>
+          <w:tcPr>
+            <w:tcW w:type="dxa" w:w="1234"/>
+          </w:tcPr>
+          <w:p>
+            <w:r>
+              <w:t>+0.062</w:t>
+            </w:r>
+          </w:p>
+        </w:tc>
+        <w:tc>
+          <w:tcPr>
+            <w:tcW w:type="dxa" w:w="1234"/>
+          </w:tcPr>
+          <w:p>
+            <w:r>
+              <w:t>RF 0.679</w:t>
+            </w:r>
+          </w:p>
+        </w:tc>
+        <w:tc>
+          <w:tcPr>
+            <w:tcW w:type="dxa" w:w="1234"/>
+          </w:tcPr>
+          <w:p>
+            <w:r>
+              <w:t>0.989</w:t>
+            </w:r>
+          </w:p>
+        </w:tc>
+      </w:tr>
+      <w:tr>
+        <w:tc>
+          <w:tcPr>
+            <w:tcW w:type="dxa" w:w="1234"/>
+          </w:tcPr>
+          <w:p>
+            <w:r>
+              <w:t>random</w:t>
+            </w:r>
+          </w:p>
+        </w:tc>
+        <w:tc>
+          <w:tcPr>
+            <w:tcW w:type="dxa" w:w="1234"/>
+          </w:tcPr>
+          <w:p>
+            <w:r>
+              <w:t>32</w:t>
+            </w:r>
+          </w:p>
+        </w:tc>
+        <w:tc>
+          <w:tcPr>
+            <w:tcW w:type="dxa" w:w="1234"/>
+          </w:tcPr>
+          <w:p>
+            <w:r>
+              <w:t>0.698</w:t>
+            </w:r>
+          </w:p>
+        </w:tc>
+        <w:tc>
+          <w:tcPr>
+            <w:tcW w:type="dxa" w:w="1234"/>
+          </w:tcPr>
+          <w:p>
+            <w:r>
+              <w:t>0.603</w:t>
+            </w:r>
+          </w:p>
+        </w:tc>
+        <w:tc>
+          <w:tcPr>
+            <w:tcW w:type="dxa" w:w="1234"/>
+          </w:tcPr>
+          <w:p>
+            <w:r>
+              <w:t>+0.096</w:t>
+            </w:r>
+          </w:p>
+        </w:tc>
+        <w:tc>
+          <w:tcPr>
+            <w:tcW w:type="dxa" w:w="1234"/>
+          </w:tcPr>
+          <w:p>
+            <w:r>
+              <w:t>RF 0.713</w:t>
+            </w:r>
+          </w:p>
+        </w:tc>
+        <w:tc>
+          <w:tcPr>
+            <w:tcW w:type="dxa" w:w="1234"/>
+          </w:tcPr>
+          <w:p>
+            <w:r>
+              <w:t>0.989</w:t>
+            </w:r>
+          </w:p>
+        </w:tc>
+      </w:tr>
+      <w:tr>
+        <w:tc>
+          <w:tcPr>
+            <w:tcW w:type="dxa" w:w="1234"/>
+          </w:tcPr>
+          <w:p>
+            <w:r>
+              <w:t>spatial</w:t>
+            </w:r>
+          </w:p>
+        </w:tc>
+        <w:tc>
+          <w:tcPr>
+            <w:tcW w:type="dxa" w:w="1234"/>
+          </w:tcPr>
+          <w:p>
+            <w:r>
+              <w:t>8</w:t>
+            </w:r>
+          </w:p>
+        </w:tc>
+        <w:tc>
+          <w:tcPr>
+            <w:tcW w:type="dxa" w:w="1234"/>
+          </w:tcPr>
+          <w:p>
+            <w:r>
+              <w:t>0.420</w:t>
+            </w:r>
+          </w:p>
+        </w:tc>
+        <w:tc>
+          <w:tcPr>
+            <w:tcW w:type="dxa" w:w="1234"/>
+          </w:tcPr>
+          <w:p>
+            <w:r>
+              <w:t>0.434</w:t>
+            </w:r>
+          </w:p>
+        </w:tc>
+        <w:tc>
+          <w:tcPr>
+            <w:tcW w:type="dxa" w:w="1234"/>
+          </w:tcPr>
+          <w:p>
+            <w:r>
+              <w:t>−0.014</w:t>
+            </w:r>
+          </w:p>
+        </w:tc>
+        <w:tc>
+          <w:tcPr>
+            <w:tcW w:type="dxa" w:w="1234"/>
+          </w:tcPr>
+          <w:p>
+            <w:r>
+              <w:t>kNN 0.419</w:t>
+            </w:r>
+          </w:p>
+        </w:tc>
+        <w:tc>
+          <w:tcPr>
+            <w:tcW w:type="dxa" w:w="1234"/>
+          </w:tcPr>
+          <w:p>
+            <w:r>
+              <w:t>0.895</w:t>
+            </w:r>
+          </w:p>
+        </w:tc>
+      </w:tr>
+      <w:tr>
+        <w:tc>
+          <w:tcPr>
+            <w:tcW w:type="dxa" w:w="1234"/>
+          </w:tcPr>
+          <w:p>
+            <w:r>
+              <w:t>spatial</w:t>
+            </w:r>
+          </w:p>
+        </w:tc>
+        <w:tc>
+          <w:tcPr>
+            <w:tcW w:type="dxa" w:w="1234"/>
+          </w:tcPr>
+          <w:p>
+            <w:r>
+              <w:t>16</w:t>
+            </w:r>
+          </w:p>
+        </w:tc>
+        <w:tc>
+          <w:tcPr>
+            <w:tcW w:type="dxa" w:w="1234"/>
+          </w:tcPr>
+          <w:p>
+            <w:r>
+              <w:t>0.577</w:t>
+            </w:r>
+          </w:p>
+        </w:tc>
+        <w:tc>
+          <w:tcPr>
+            <w:tcW w:type="dxa" w:w="1234"/>
+          </w:tcPr>
+          <w:p>
+            <w:r>
+              <w:t>0.568</w:t>
+            </w:r>
+          </w:p>
+        </w:tc>
+        <w:tc>
+          <w:tcPr>
+            <w:tcW w:type="dxa" w:w="1234"/>
+          </w:tcPr>
+          <w:p>
+            <w:r>
+              <w:t>+0.009</w:t>
+            </w:r>
+          </w:p>
+        </w:tc>
+        <w:tc>
+          <w:tcPr>
+            <w:tcW w:type="dxa" w:w="1234"/>
+          </w:tcPr>
+          <w:p>
+            <w:r>
+              <w:t>RF 0.684</w:t>
+            </w:r>
+          </w:p>
+        </w:tc>
+        <w:tc>
+          <w:tcPr>
+            <w:tcW w:type="dxa" w:w="1234"/>
+          </w:tcPr>
+          <w:p>
+            <w:r>
+              <w:t>0.897</w:t>
+            </w:r>
+          </w:p>
+        </w:tc>
+      </w:tr>
+      <w:tr>
+        <w:tc>
+          <w:tcPr>
+            <w:tcW w:type="dxa" w:w="1234"/>
+          </w:tcPr>
+          <w:p>
+            <w:r>
+              <w:t>spatial</w:t>
+            </w:r>
+          </w:p>
+        </w:tc>
+        <w:tc>
+          <w:tcPr>
+            <w:tcW w:type="dxa" w:w="1234"/>
+          </w:tcPr>
+          <w:p>
+            <w:r>
+              <w:t>32</w:t>
+            </w:r>
+          </w:p>
+        </w:tc>
+        <w:tc>
+          <w:tcPr>
+            <w:tcW w:type="dxa" w:w="1234"/>
+          </w:tcPr>
+          <w:p>
+            <w:r>
+              <w:t>0.643</w:t>
+            </w:r>
+          </w:p>
+        </w:tc>
+        <w:tc>
+          <w:tcPr>
+            <w:tcW w:type="dxa" w:w="1234"/>
+          </w:tcPr>
+          <w:p>
+            <w:r>
+              <w:t>0.507</w:t>
+            </w:r>
+          </w:p>
+        </w:tc>
+        <w:tc>
+          <w:tcPr>
+            <w:tcW w:type="dxa" w:w="1234"/>
+          </w:tcPr>
+          <w:p>
+            <w:r>
+              <w:t>+0.136</w:t>
+            </w:r>
+          </w:p>
+        </w:tc>
+        <w:tc>
+          <w:tcPr>
+            <w:tcW w:type="dxa" w:w="1234"/>
+          </w:tcPr>
+          <w:p>
+            <w:r>
+              <w:t>GBT 0.653</w:t>
+            </w:r>
+          </w:p>
+        </w:tc>
+        <w:tc>
+          <w:tcPr>
+            <w:tcW w:type="dxa" w:w="1234"/>
+          </w:tcPr>
+          <w:p>
+            <w:r>
+              <w:t>0.871</w:t>
+            </w:r>
+          </w:p>
+        </w:tc>
+      </w:tr>
+    </w:tbl>
+    <w:p>
+      <w:pPr>
+        <w:pStyle w:val="ListBullet"/>
+      </w:pPr>
+      <w:r>
+        <w:t>TabICL beats the 72B LLM in 5 of 6 configurations, and the margin WIDENS with k (random CV: +0.034 → +0.062 → +0.096). A purpose-built tabular model extracts more from the same 8–32 labelled rows than a 72B language model does from text serializations of them — evidence that the TabLLM framing, not model size, was the limiting choice.</w:t>
+      </w:r>
+    </w:p>
+    <w:p>
+      <w:pPr>
+        <w:pStyle w:val="ListBullet"/>
+      </w:pPr>
+      <w:r>
+        <w:t>But TabICL does NOT beat a plain RandomForest. RF matches or wins at every point except a 0.001 tie at spatial/k=8, and everything remains far below RF-full (0.988 random / 0.895 spatial). The section 5 conclusion is unchanged: geography dominates and the features are the ceiling.</w:t>
+      </w:r>
+    </w:p>
+    <w:p>
+      <w:pPr>
+        <w:pStyle w:val="ListBullet"/>
+      </w:pPr>
+      <w:r>
+        <w:t>Variance warning: k-shot results at this scale are noisy. An earlier run that drew a DIFFERENT exemplar set (mismatched seed tag) gave spatial/k=8 = 0.525 versus 0.420 in the paired run — a 0.105 swing from the draw alone. Deltas of ±0.01–0.03 in the table above are therefore not individually meaningful; the consistent direction and the growth with k are.</w:t>
+      </w:r>
+    </w:p>
+    <w:p>
+      <w:pPr>
+        <w:pStyle w:val="ListBullet"/>
+      </w:pPr>
+      <w:r>
+        <w:t>k = 8–32 is far OUTSIDE TabICL's design range (pretrained for 300–100,000 context rows), so these points test it adversarially. Its intended mode — the whole training fold (~10,900 rows) as context, whose honest peer is RF-full — was still running when this section was written and is not yet reported.</w:t>
+      </w:r>
+    </w:p>
+    <w:p>
+      <w:r>
+        <w:t>Artefacts: figures/Caretta_caretta/24_tabicl_benchmark.png, tabicl_results_kshot.json (paired), tabicl_results_UNPAIRED.json (archived mismatched-seed run). Module: tabicl_benchmark.py.</w:t>
+      </w:r>
+    </w:p>
+    <w:p>
+      <w:r>
+        <w:br w:type="page"/>
+      </w:r>
+    </w:p>
+    <w:p>
+      <w:pPr>
+        <w:pStyle w:val="Heading1"/>
+      </w:pPr>
+      <w:r>
+        <w:t>7b · TabICL in its designed mode — full training fold as context</w:t>
+      </w:r>
+    </w:p>
+    <w:p>
+      <w:r>
+        <w:t>Added 2026-07-29. Section 7 tested TabICL at k = 8–32, far outside its pretrained range. Here it gets the WHOLE training fold (~10,946 rows) as in-context data — the regime it was built for. Its correct peer is RF-full, trained on the identical rows and scored on the identical 300 test cells per fold. TabICL n_estimators = 2 (a quarter of its default 8, for CPU speed).</w:t>
+      </w:r>
+    </w:p>
+    <w:tbl>
+      <w:tblPr>
+        <w:tblStyle w:val="LightList-Accent1"/>
+        <w:tblW w:type="auto" w:w="0"/>
+        <w:tblLook w:firstColumn="1" w:firstRow="1" w:lastColumn="0" w:lastRow="0" w:noHBand="0" w:noVBand="1" w:val="04A0"/>
+      </w:tblPr>
+      <w:tblGrid>
+        <w:gridCol w:w="1080"/>
+        <w:gridCol w:w="1080"/>
+        <w:gridCol w:w="1080"/>
+        <w:gridCol w:w="1080"/>
+        <w:gridCol w:w="1080"/>
+        <w:gridCol w:w="1080"/>
+        <w:gridCol w:w="1080"/>
+        <w:gridCol w:w="1080"/>
+      </w:tblGrid>
+      <w:tr>
+        <w:tc>
+          <w:tcPr>
+            <w:tcW w:type="dxa" w:w="1080"/>
+          </w:tcPr>
+          <w:p>
+            <w:r>
+              <w:rPr>
+                <w:b/>
+              </w:rPr>
+              <w:t>CV scheme</w:t>
+            </w:r>
+          </w:p>
+        </w:tc>
+        <w:tc>
+          <w:tcPr>
+            <w:tcW w:type="dxa" w:w="1080"/>
+          </w:tcPr>
+          <w:p>
+            <w:r>
+              <w:rPr>
+                <w:b/>
+              </w:rPr>
+              <w:t>Context rows</w:t>
+            </w:r>
+          </w:p>
+        </w:tc>
+        <w:tc>
+          <w:tcPr>
+            <w:tcW w:type="dxa" w:w="1080"/>
+          </w:tcPr>
+          <w:p>
+            <w:r>
+              <w:rPr>
+                <w:b/>
+              </w:rPr>
+              <w:t>TabICL</w:t>
+            </w:r>
+          </w:p>
+        </w:tc>
+        <w:tc>
+          <w:tcPr>
+            <w:tcW w:type="dxa" w:w="1080"/>
+          </w:tcPr>
+          <w:p>
+            <w:r>
+              <w:rPr>
+                <w:b/>
+              </w:rPr>
+              <w:t>RF-full</w:t>
+            </w:r>
+          </w:p>
+        </w:tc>
+        <w:tc>
+          <w:tcPr>
+            <w:tcW w:type="dxa" w:w="1080"/>
+          </w:tcPr>
+          <w:p>
+            <w:r>
+              <w:rPr>
+                <w:b/>
+              </w:rPr>
+              <w:t>Paired Δ</w:t>
+            </w:r>
+          </w:p>
+        </w:tc>
+        <w:tc>
+          <w:tcPr>
+            <w:tcW w:type="dxa" w:w="1080"/>
+          </w:tcPr>
+          <w:p>
+            <w:r>
+              <w:rPr>
+                <w:b/>
+              </w:rPr>
+              <w:t>95% CI on Δ</w:t>
+            </w:r>
+          </w:p>
+        </w:tc>
+        <w:tc>
+          <w:tcPr>
+            <w:tcW w:type="dxa" w:w="1080"/>
+          </w:tcPr>
+          <w:p>
+            <w:r>
+              <w:rPr>
+                <w:b/>
+              </w:rPr>
+              <w:t>Folds won</w:t>
+            </w:r>
+          </w:p>
+        </w:tc>
+        <w:tc>
+          <w:tcPr>
+            <w:tcW w:type="dxa" w:w="1080"/>
+          </w:tcPr>
+          <w:p>
+            <w:r>
+              <w:rPr>
+                <w:b/>
+              </w:rPr>
+              <w:t>paired t p</w:t>
+            </w:r>
+          </w:p>
+        </w:tc>
+      </w:tr>
+      <w:tr>
+        <w:tc>
+          <w:tcPr>
+            <w:tcW w:type="dxa" w:w="1080"/>
+          </w:tcPr>
+          <w:p>
+            <w:r>
+              <w:t>random</w:t>
+            </w:r>
+          </w:p>
+        </w:tc>
+        <w:tc>
+          <w:tcPr>
+            <w:tcW w:type="dxa" w:w="1080"/>
+          </w:tcPr>
+          <w:p>
+            <w:r>
+              <w:t>10,946</w:t>
+            </w:r>
+          </w:p>
+        </w:tc>
+        <w:tc>
+          <w:tcPr>
+            <w:tcW w:type="dxa" w:w="1080"/>
+          </w:tcPr>
+          <w:p>
+            <w:r>
+              <w:t>0.9992</w:t>
+            </w:r>
+          </w:p>
+        </w:tc>
+        <w:tc>
+          <w:tcPr>
+            <w:tcW w:type="dxa" w:w="1080"/>
+          </w:tcPr>
+          <w:p>
+            <w:r>
+              <w:t>0.9858</w:t>
+            </w:r>
+          </w:p>
+        </w:tc>
+        <w:tc>
+          <w:tcPr>
+            <w:tcW w:type="dxa" w:w="1080"/>
+          </w:tcPr>
+          <w:p>
+            <w:r>
+              <w:t>+0.0134</w:t>
+            </w:r>
+          </w:p>
+        </w:tc>
+        <w:tc>
+          <w:tcPr>
+            <w:tcW w:type="dxa" w:w="1080"/>
+          </w:tcPr>
+          <w:p>
+            <w:r>
+              <w:t>[+0.007, +0.020]</w:t>
+            </w:r>
+          </w:p>
+        </w:tc>
+        <w:tc>
+          <w:tcPr>
+            <w:tcW w:type="dxa" w:w="1080"/>
+          </w:tcPr>
+          <w:p>
+            <w:r>
+              <w:t>5 / 5</w:t>
+            </w:r>
+          </w:p>
+        </w:tc>
+        <w:tc>
+          <w:tcPr>
+            <w:tcW w:type="dxa" w:w="1080"/>
+          </w:tcPr>
+          <w:p>
+            <w:r>
+              <w:t>0.0045</w:t>
+            </w:r>
+          </w:p>
+        </w:tc>
+      </w:tr>
+      <w:tr>
+        <w:tc>
+          <w:tcPr>
+            <w:tcW w:type="dxa" w:w="1080"/>
+          </w:tcPr>
+          <w:p>
+            <w:r>
+              <w:t>spatial</w:t>
+            </w:r>
+          </w:p>
+        </w:tc>
+        <w:tc>
+          <w:tcPr>
+            <w:tcW w:type="dxa" w:w="1080"/>
+          </w:tcPr>
+          <w:p>
+            <w:r>
+              <w:t>10,946</w:t>
+            </w:r>
+          </w:p>
+        </w:tc>
+        <w:tc>
+          <w:tcPr>
+            <w:tcW w:type="dxa" w:w="1080"/>
+          </w:tcPr>
+          <w:p>
+            <w:r>
+              <w:t>0.9208</w:t>
+            </w:r>
+          </w:p>
+        </w:tc>
+        <w:tc>
+          <w:tcPr>
+            <w:tcW w:type="dxa" w:w="1080"/>
+          </w:tcPr>
+          <w:p>
+            <w:r>
+              <w:t>0.8834</w:t>
+            </w:r>
+          </w:p>
+        </w:tc>
+        <w:tc>
+          <w:tcPr>
+            <w:tcW w:type="dxa" w:w="1080"/>
+          </w:tcPr>
+          <w:p>
+            <w:r>
+              <w:t>+0.0373</w:t>
+            </w:r>
+          </w:p>
+        </w:tc>
+        <w:tc>
+          <w:tcPr>
+            <w:tcW w:type="dxa" w:w="1080"/>
+          </w:tcPr>
+          <w:p>
+            <w:r>
+              <w:t>[−0.045, +0.120]</w:t>
+            </w:r>
+          </w:p>
+        </w:tc>
+        <w:tc>
+          <w:tcPr>
+            <w:tcW w:type="dxa" w:w="1080"/>
+          </w:tcPr>
+          <w:p>
+            <w:r>
+              <w:t>4 / 5</w:t>
+            </w:r>
+          </w:p>
+        </w:tc>
+        <w:tc>
+          <w:tcPr>
+            <w:tcW w:type="dxa" w:w="1080"/>
+          </w:tcPr>
+          <w:p>
+            <w:r>
+              <w:t>0.279</w:t>
+            </w:r>
+          </w:p>
+        </w:tc>
+      </w:tr>
+    </w:tbl>
+    <w:p>
+      <w:r>
+        <w:t>Per-fold AUC (the means alone are misleading here):</w:t>
+      </w:r>
+    </w:p>
+    <w:tbl>
+      <w:tblPr>
+        <w:tblStyle w:val="LightGrid-Accent1"/>
+        <w:tblW w:type="auto" w:w="0"/>
+        <w:tblLook w:firstColumn="1" w:firstRow="1" w:lastColumn="0" w:lastRow="0" w:noHBand="0" w:noVBand="1" w:val="04A0"/>
+      </w:tblPr>
+      <w:tblGrid>
+        <w:gridCol w:w="1080"/>
+        <w:gridCol w:w="1080"/>
+        <w:gridCol w:w="1080"/>
+        <w:gridCol w:w="1080"/>
+        <w:gridCol w:w="1080"/>
+        <w:gridCol w:w="1080"/>
+        <w:gridCol w:w="1080"/>
+        <w:gridCol w:w="1080"/>
+      </w:tblGrid>
+      <w:tr>
+        <w:tc>
+          <w:tcPr>
+            <w:tcW w:type="dxa" w:w="1080"/>
+          </w:tcPr>
+          <w:p>
+            <w:r>
+              <w:rPr>
+                <w:b/>
+              </w:rPr>
+              <w:t>Scheme</w:t>
+            </w:r>
+          </w:p>
+        </w:tc>
+        <w:tc>
+          <w:tcPr>
+            <w:tcW w:type="dxa" w:w="1080"/>
+          </w:tcPr>
+          <w:p>
+            <w:r>
+              <w:rPr>
+                <w:b/>
+              </w:rPr>
+              <w:t>Model</w:t>
+            </w:r>
+          </w:p>
+        </w:tc>
+        <w:tc>
+          <w:tcPr>
+            <w:tcW w:type="dxa" w:w="1080"/>
+          </w:tcPr>
+          <w:p>
+            <w:r>
+              <w:rPr>
+                <w:b/>
+              </w:rPr>
+              <w:t>f0</w:t>
+            </w:r>
+          </w:p>
+        </w:tc>
+        <w:tc>
+          <w:tcPr>
+            <w:tcW w:type="dxa" w:w="1080"/>
+          </w:tcPr>
+          <w:p>
+            <w:r>
+              <w:rPr>
+                <w:b/>
+              </w:rPr>
+              <w:t>f1</w:t>
+            </w:r>
+          </w:p>
+        </w:tc>
+        <w:tc>
+          <w:tcPr>
+            <w:tcW w:type="dxa" w:w="1080"/>
+          </w:tcPr>
+          <w:p>
+            <w:r>
+              <w:rPr>
+                <w:b/>
+              </w:rPr>
+              <w:t>f2</w:t>
+            </w:r>
+          </w:p>
+        </w:tc>
+        <w:tc>
+          <w:tcPr>
+            <w:tcW w:type="dxa" w:w="1080"/>
+          </w:tcPr>
+          <w:p>
+            <w:r>
+              <w:rPr>
+                <w:b/>
+              </w:rPr>
+              <w:t>f3</w:t>
+            </w:r>
+          </w:p>
+        </w:tc>
+        <w:tc>
+          <w:tcPr>
+            <w:tcW w:type="dxa" w:w="1080"/>
+          </w:tcPr>
+          <w:p>
+            <w:r>
+              <w:rPr>
+                <w:b/>
+              </w:rPr>
+              <w:t>f4</w:t>
+            </w:r>
+          </w:p>
+        </w:tc>
+        <w:tc>
+          <w:tcPr>
+            <w:tcW w:type="dxa" w:w="1080"/>
+          </w:tcPr>
+          <w:p>
+            <w:r>
+              <w:rPr>
+                <w:b/>
+              </w:rPr>
+              <w:t>SD</w:t>
+            </w:r>
+          </w:p>
+        </w:tc>
+      </w:tr>
+      <w:tr>
+        <w:tc>
+          <w:tcPr>
+            <w:tcW w:type="dxa" w:w="1080"/>
+          </w:tcPr>
+          <w:p>
+            <w:r>
+              <w:t>random</w:t>
+            </w:r>
+          </w:p>
+        </w:tc>
+        <w:tc>
+          <w:tcPr>
+            <w:tcW w:type="dxa" w:w="1080"/>
+          </w:tcPr>
+          <w:p>
+            <w:r>
+              <w:t>TabICL</w:t>
+            </w:r>
+          </w:p>
+        </w:tc>
+        <w:tc>
+          <w:tcPr>
+            <w:tcW w:type="dxa" w:w="1080"/>
+          </w:tcPr>
+          <w:p>
+            <w:r>
+              <w:t>0.9987</w:t>
+            </w:r>
+          </w:p>
+        </w:tc>
+        <w:tc>
+          <w:tcPr>
+            <w:tcW w:type="dxa" w:w="1080"/>
+          </w:tcPr>
+          <w:p>
+            <w:r>
+              <w:t>0.9997</w:t>
+            </w:r>
+          </w:p>
+        </w:tc>
+        <w:tc>
+          <w:tcPr>
+            <w:tcW w:type="dxa" w:w="1080"/>
+          </w:tcPr>
+          <w:p>
+            <w:r>
+              <w:t>0.9989</w:t>
+            </w:r>
+          </w:p>
+        </w:tc>
+        <w:tc>
+          <w:tcPr>
+            <w:tcW w:type="dxa" w:w="1080"/>
+          </w:tcPr>
+          <w:p>
+            <w:r>
+              <w:t>0.9987</w:t>
+            </w:r>
+          </w:p>
+        </w:tc>
+        <w:tc>
+          <w:tcPr>
+            <w:tcW w:type="dxa" w:w="1080"/>
+          </w:tcPr>
+          <w:p>
+            <w:r>
+              <w:t>0.9998</w:t>
+            </w:r>
+          </w:p>
+        </w:tc>
+        <w:tc>
+          <w:tcPr>
+            <w:tcW w:type="dxa" w:w="1080"/>
+          </w:tcPr>
+          <w:p>
+            <w:r>
+              <w:t>0.0005</w:t>
+            </w:r>
+          </w:p>
+        </w:tc>
+      </w:tr>
+      <w:tr>
+        <w:tc>
+          <w:tcPr>
+            <w:tcW w:type="dxa" w:w="1080"/>
+          </w:tcPr>
+          <w:p>
+            <w:r>
+              <w:t>random</w:t>
+            </w:r>
+          </w:p>
+        </w:tc>
+        <w:tc>
+          <w:tcPr>
+            <w:tcW w:type="dxa" w:w="1080"/>
+          </w:tcPr>
+          <w:p>
+            <w:r>
+              <w:t>RF-full</w:t>
+            </w:r>
+          </w:p>
+        </w:tc>
+        <w:tc>
+          <w:tcPr>
+            <w:tcW w:type="dxa" w:w="1080"/>
+          </w:tcPr>
+          <w:p>
+            <w:r>
+              <w:t>0.9871</w:t>
+            </w:r>
+          </w:p>
+        </w:tc>
+        <w:tc>
+          <w:tcPr>
+            <w:tcW w:type="dxa" w:w="1080"/>
+          </w:tcPr>
+          <w:p>
+            <w:r>
+              <w:t>0.9851</w:t>
+            </w:r>
+          </w:p>
+        </w:tc>
+        <w:tc>
+          <w:tcPr>
+            <w:tcW w:type="dxa" w:w="1080"/>
+          </w:tcPr>
+          <w:p>
+            <w:r>
+              <w:t>0.9775</w:t>
+            </w:r>
+          </w:p>
+        </w:tc>
+        <w:tc>
+          <w:tcPr>
+            <w:tcW w:type="dxa" w:w="1080"/>
+          </w:tcPr>
+          <w:p>
+            <w:r>
+              <w:t>0.9864</w:t>
+            </w:r>
+          </w:p>
+        </w:tc>
+        <w:tc>
+          <w:tcPr>
+            <w:tcW w:type="dxa" w:w="1080"/>
+          </w:tcPr>
+          <w:p>
+            <w:r>
+              <w:t>0.9927</w:t>
+            </w:r>
+          </w:p>
+        </w:tc>
+        <w:tc>
+          <w:tcPr>
+            <w:tcW w:type="dxa" w:w="1080"/>
+          </w:tcPr>
+          <w:p>
+            <w:r>
+              <w:t>0.0054</w:t>
+            </w:r>
+          </w:p>
+        </w:tc>
+      </w:tr>
+      <w:tr>
+        <w:tc>
+          <w:tcPr>
+            <w:tcW w:type="dxa" w:w="1080"/>
+          </w:tcPr>
+          <w:p>
+            <w:r>
+              <w:t>spatial</w:t>
+            </w:r>
+          </w:p>
+        </w:tc>
+        <w:tc>
+          <w:tcPr>
+            <w:tcW w:type="dxa" w:w="1080"/>
+          </w:tcPr>
+          <w:p>
+            <w:r>
+              <w:t>TabICL</w:t>
+            </w:r>
+          </w:p>
+        </w:tc>
+        <w:tc>
+          <w:tcPr>
+            <w:tcW w:type="dxa" w:w="1080"/>
+          </w:tcPr>
+          <w:p>
+            <w:r>
+              <w:t>0.9755</w:t>
+            </w:r>
+          </w:p>
+        </w:tc>
+        <w:tc>
+          <w:tcPr>
+            <w:tcW w:type="dxa" w:w="1080"/>
+          </w:tcPr>
+          <w:p>
+            <w:r>
+              <w:t>0.9476</w:t>
+            </w:r>
+          </w:p>
+        </w:tc>
+        <w:tc>
+          <w:tcPr>
+            <w:tcW w:type="dxa" w:w="1080"/>
+          </w:tcPr>
+          <w:p>
+            <w:r>
+              <w:t>0.9692</w:t>
+            </w:r>
+          </w:p>
+        </w:tc>
+        <w:tc>
+          <w:tcPr>
+            <w:tcW w:type="dxa" w:w="1080"/>
+          </w:tcPr>
+          <w:p>
+            <w:r>
+              <w:t>0.9444</w:t>
+            </w:r>
+          </w:p>
+        </w:tc>
+        <w:tc>
+          <w:tcPr>
+            <w:tcW w:type="dxa" w:w="1080"/>
+          </w:tcPr>
+          <w:p>
+            <w:r>
+              <w:t>0.7670</w:t>
+            </w:r>
+          </w:p>
+        </w:tc>
+        <w:tc>
+          <w:tcPr>
+            <w:tcW w:type="dxa" w:w="1080"/>
+          </w:tcPr>
+          <w:p>
+            <w:r>
+              <w:t>0.0870</w:t>
+            </w:r>
+          </w:p>
+        </w:tc>
+      </w:tr>
+      <w:tr>
+        <w:tc>
+          <w:tcPr>
+            <w:tcW w:type="dxa" w:w="1080"/>
+          </w:tcPr>
+          <w:p>
+            <w:r>
+              <w:t>spatial</w:t>
+            </w:r>
+          </w:p>
+        </w:tc>
+        <w:tc>
+          <w:tcPr>
+            <w:tcW w:type="dxa" w:w="1080"/>
+          </w:tcPr>
+          <w:p>
+            <w:r>
+              <w:t>RF-full</w:t>
+            </w:r>
+          </w:p>
+        </w:tc>
+        <w:tc>
+          <w:tcPr>
+            <w:tcW w:type="dxa" w:w="1080"/>
+          </w:tcPr>
+          <w:p>
+            <w:r>
+              <w:t>0.9738</w:t>
+            </w:r>
+          </w:p>
+        </w:tc>
+        <w:tc>
+          <w:tcPr>
+            <w:tcW w:type="dxa" w:w="1080"/>
+          </w:tcPr>
+          <w:p>
+            <w:r>
+              <w:t>0.9323</w:t>
+            </w:r>
+          </w:p>
+        </w:tc>
+        <w:tc>
+          <w:tcPr>
+            <w:tcW w:type="dxa" w:w="1080"/>
+          </w:tcPr>
+          <w:p>
+            <w:r>
+              <w:t>0.9711</w:t>
+            </w:r>
+          </w:p>
+        </w:tc>
+        <w:tc>
+          <w:tcPr>
+            <w:tcW w:type="dxa" w:w="1080"/>
+          </w:tcPr>
+          <w:p>
+            <w:r>
+              <w:t>0.9286</w:t>
+            </w:r>
+          </w:p>
+        </w:tc>
+        <w:tc>
+          <w:tcPr>
+            <w:tcW w:type="dxa" w:w="1080"/>
+          </w:tcPr>
+          <w:p>
+            <w:r>
+              <w:t>0.6114</w:t>
+            </w:r>
+          </w:p>
+        </w:tc>
+        <w:tc>
+          <w:tcPr>
+            <w:tcW w:type="dxa" w:w="1080"/>
+          </w:tcPr>
+          <w:p>
+            <w:r>
+              <w:t>0.1535</w:t>
+            </w:r>
+          </w:p>
+        </w:tc>
+      </w:tr>
+    </w:tbl>
+    <w:p>
+      <w:pPr>
+        <w:pStyle w:val="ListBullet"/>
+      </w:pPr>
+      <w:r>
+        <w:t>Random CV: TabICL beats RF-full in 5/5 folds, +0.0134, paired t-test p = 0.0045, 95% CI excludes zero. This IS statistically robust — but both models sit at 0.99, so the gain is practically marginal and the metric is saturated and inflated by spatial autocorrelation.</w:t>
+      </w:r>
+    </w:p>
+    <w:p>
+      <w:pPr>
+        <w:pStyle w:val="ListBullet"/>
+      </w:pPr>
+      <w:r>
+        <w:t>Spatial CV: the +0.0373 headline is NOT statistically significant (paired t-test p = 0.279; Wilcoxon p = 0.188; 95% CI [−0.045, +0.120] includes zero). Per-fold differences are +0.002, +0.015, −0.002, +0.016, +0.156 — the entire advantage rests on ONE fold. TabICL cannot be claimed to beat RandomForest on the honest leave-region-out metric on this evidence.</w:t>
+      </w:r>
+    </w:p>
+    <w:p>
+      <w:pPr>
+        <w:pStyle w:val="ListBullet"/>
+      </w:pPr>
+      <w:r>
+        <w:t>What the outlier fold may mean: on the hardest region (fold 4) RF-full collapses to 0.611 while TabICL holds 0.767. That hints at better degradation under distribution shift, which would be a genuinely useful property — but it is a single fold, and it needs more regions and the second species before it can be asserted.</w:t>
+      </w:r>
+    </w:p>
+    <w:p>
+      <w:pPr>
+        <w:pStyle w:val="ListBullet"/>
+      </w:pPr>
+      <w:r>
+        <w:t>Reproducibility: the run was repeated end-to-end and reproduced both means to 10 decimal places (seeded exemplars/test subsamples, TabICL random_state = 42, checkpoint pinned via --model-path).</w:t>
+      </w:r>
+    </w:p>
+    <w:p>
+      <w:pPr>
+        <w:pStyle w:val="ListBullet"/>
+      </w:pPr>
+      <w:r>
+        <w:t>Leakage audit: all 5 spatial folds verified to have zero context/test cell overlap and fully disjoint 3° blocks; TabICL and RF-full train on identical rows and are scored on identical cells.</w:t>
+      </w:r>
+    </w:p>
+    <w:p>
+      <w:r>
+        <w:t>Net conclusion for the paper: the section 5 finding stands. A tabular foundation model given the full labelled grid is at least as good as RandomForest and clearly better than any in-context LLM, but it does not demonstrably beat RandomForest where it matters (spatial transfer). Geography still dominates, and the features remain the ceiling.</w:t>
+      </w:r>
+    </w:p>
+    <w:p>
+      <w:r>
+        <w:t>Artefacts: tabicl_results_full.json, figures/Caretta_caretta/24_tabicl_benchmark.png. Per-fold values, SD and SEM are now recorded in the results JSON for every point.</w:t>
+      </w:r>
+    </w:p>
+    <w:p>
+      <w:pPr>
+        <w:pStyle w:val="Heading1"/>
+      </w:pPr>
+      <w:r>
+        <w:t>7c · F1 score — TabICL vs RF-full under spatial-block CV</w:t>
+      </w:r>
+    </w:p>
+    <w:p>
+      <w:r>
+        <w:t>Added 2026-08-03. Section 7b compares the two models by ROC-AUC, which is threshold-free. F1 asks a different question: once each model is forced to commit to a HIGH/LOW call, how good is that call? Both models are scored at the decision threshold P(HIGH) = 0.5, positive class = HIGH dwelling, on the identical 5 spatial-block folds — the same 10,946 context/training rows on average (10,945–10,950 across folds) and the same 300 balanced test cells per fold as section 7b (TabICL n_estimators = 2). The run re-derived every per-fold AUC and reproduced the recorded section 7b values exactly (maximum absolute difference 0 across all 10 values), so the F1 numbers below are measured on the same predictions as section 7b, not a fresh draw.</w:t>
+      </w:r>
+    </w:p>
+    <w:p>
+      <w:r>
+        <w:t>Per-fold F1 (threshold P = 0.5):</w:t>
+      </w:r>
+    </w:p>
+    <w:tbl>
+      <w:tblPr>
+        <w:tblStyle w:val="LightGrid-Accent1"/>
+        <w:tblW w:type="auto" w:w="0"/>
+        <w:tblLook w:firstColumn="1" w:firstRow="1" w:lastColumn="0" w:lastRow="0" w:noHBand="0" w:noVBand="1" w:val="04A0"/>
+      </w:tblPr>
+      <w:tblGrid>
+        <w:gridCol w:w="1080"/>
+        <w:gridCol w:w="1080"/>
+        <w:gridCol w:w="1080"/>
+        <w:gridCol w:w="1080"/>
+        <w:gridCol w:w="1080"/>
+        <w:gridCol w:w="1080"/>
+        <w:gridCol w:w="1080"/>
+        <w:gridCol w:w="1080"/>
+      </w:tblGrid>
+      <w:tr>
+        <w:tc>
+          <w:tcPr>
+            <w:tcW w:type="dxa" w:w="1080"/>
+          </w:tcPr>
+          <w:p>
+            <w:r>
+              <w:t>Model</w:t>
+            </w:r>
+          </w:p>
+        </w:tc>
+        <w:tc>
+          <w:tcPr>
+            <w:tcW w:type="dxa" w:w="1080"/>
+          </w:tcPr>
+          <w:p>
+            <w:r>
+              <w:t>f0</w:t>
+            </w:r>
+          </w:p>
+        </w:tc>
+        <w:tc>
+          <w:tcPr>
+            <w:tcW w:type="dxa" w:w="1080"/>
+          </w:tcPr>
+          <w:p>
+            <w:r>
+              <w:t>f1</w:t>
+            </w:r>
+          </w:p>
+        </w:tc>
+        <w:tc>
+          <w:tcPr>
+            <w:tcW w:type="dxa" w:w="1080"/>
+          </w:tcPr>
+          <w:p>
+            <w:r>
+              <w:t>f2</w:t>
+            </w:r>
+          </w:p>
+        </w:tc>
+        <w:tc>
+          <w:tcPr>
+            <w:tcW w:type="dxa" w:w="1080"/>
+          </w:tcPr>
+          <w:p>
+            <w:r>
+              <w:t>f3</w:t>
+            </w:r>
+          </w:p>
+        </w:tc>
+        <w:tc>
+          <w:tcPr>
+            <w:tcW w:type="dxa" w:w="1080"/>
+          </w:tcPr>
+          <w:p>
+            <w:r>
+              <w:t>f4</w:t>
+            </w:r>
+          </w:p>
+        </w:tc>
+        <w:tc>
+          <w:tcPr>
+            <w:tcW w:type="dxa" w:w="1080"/>
+          </w:tcPr>
+          <w:p>
+            <w:r>
+              <w:t>Mean</w:t>
+            </w:r>
+          </w:p>
+        </w:tc>
+        <w:tc>
+          <w:tcPr>
+            <w:tcW w:type="dxa" w:w="1080"/>
+          </w:tcPr>
+          <w:p>
+            <w:r>
+              <w:t>SD</w:t>
+            </w:r>
+          </w:p>
+        </w:tc>
+      </w:tr>
+      <w:tr>
+        <w:tc>
+          <w:tcPr>
+            <w:tcW w:type="dxa" w:w="1080"/>
+          </w:tcPr>
+          <w:p>
+            <w:r>
+              <w:t>TabICL</w:t>
+            </w:r>
+          </w:p>
+        </w:tc>
+        <w:tc>
+          <w:tcPr>
+            <w:tcW w:type="dxa" w:w="1080"/>
+          </w:tcPr>
+          <w:p>
+            <w:r>
+              <w:t>0.8333</w:t>
+            </w:r>
+          </w:p>
+        </w:tc>
+        <w:tc>
+          <w:tcPr>
+            <w:tcW w:type="dxa" w:w="1080"/>
+          </w:tcPr>
+          <w:p>
+            <w:r>
+              <w:t>0.8940</w:t>
+            </w:r>
+          </w:p>
+        </w:tc>
+        <w:tc>
+          <w:tcPr>
+            <w:tcW w:type="dxa" w:w="1080"/>
+          </w:tcPr>
+          <w:p>
+            <w:r>
+              <w:t>0.8873</w:t>
+            </w:r>
+          </w:p>
+        </w:tc>
+        <w:tc>
+          <w:tcPr>
+            <w:tcW w:type="dxa" w:w="1080"/>
+          </w:tcPr>
+          <w:p>
+            <w:r>
+              <w:t>0.8015</w:t>
+            </w:r>
+          </w:p>
+        </w:tc>
+        <w:tc>
+          <w:tcPr>
+            <w:tcW w:type="dxa" w:w="1080"/>
+          </w:tcPr>
+          <w:p>
+            <w:r>
+              <w:t>0.6772</w:t>
+            </w:r>
+          </w:p>
+        </w:tc>
+        <w:tc>
+          <w:tcPr>
+            <w:tcW w:type="dxa" w:w="1080"/>
+          </w:tcPr>
+          <w:p>
+            <w:r>
+              <w:t>0.8187</w:t>
+            </w:r>
+          </w:p>
+        </w:tc>
+        <w:tc>
+          <w:tcPr>
+            <w:tcW w:type="dxa" w:w="1080"/>
+          </w:tcPr>
+          <w:p>
+            <w:r>
+              <w:t>0.0879</w:t>
+            </w:r>
+          </w:p>
+        </w:tc>
+      </w:tr>
+      <w:tr>
+        <w:tc>
+          <w:tcPr>
+            <w:tcW w:type="dxa" w:w="1080"/>
+          </w:tcPr>
+          <w:p>
+            <w:r>
+              <w:t>RF-full</w:t>
+            </w:r>
+          </w:p>
+        </w:tc>
+        <w:tc>
+          <w:tcPr>
+            <w:tcW w:type="dxa" w:w="1080"/>
+          </w:tcPr>
+          <w:p>
+            <w:r>
+              <w:t>0.9568</w:t>
+            </w:r>
+          </w:p>
+        </w:tc>
+        <w:tc>
+          <w:tcPr>
+            <w:tcW w:type="dxa" w:w="1080"/>
+          </w:tcPr>
+          <w:p>
+            <w:r>
+              <w:t>0.8580</w:t>
+            </w:r>
+          </w:p>
+        </w:tc>
+        <w:tc>
+          <w:tcPr>
+            <w:tcW w:type="dxa" w:w="1080"/>
+          </w:tcPr>
+          <w:p>
+            <w:r>
+              <w:t>0.8593</w:t>
+            </w:r>
+          </w:p>
+        </w:tc>
+        <w:tc>
+          <w:tcPr>
+            <w:tcW w:type="dxa" w:w="1080"/>
+          </w:tcPr>
+          <w:p>
+            <w:r>
+              <w:t>0.8730</w:t>
+            </w:r>
+          </w:p>
+        </w:tc>
+        <w:tc>
+          <w:tcPr>
+            <w:tcW w:type="dxa" w:w="1080"/>
+          </w:tcPr>
+          <w:p>
+            <w:r>
+              <w:t>0.5292</w:t>
+            </w:r>
+          </w:p>
+        </w:tc>
+        <w:tc>
+          <w:tcPr>
+            <w:tcW w:type="dxa" w:w="1080"/>
+          </w:tcPr>
+          <w:p>
+            <w:r>
+              <w:t>0.8153</w:t>
+            </w:r>
+          </w:p>
+        </w:tc>
+        <w:tc>
+          <w:tcPr>
+            <w:tcW w:type="dxa" w:w="1080"/>
+          </w:tcPr>
+          <w:p>
+            <w:r>
+              <w:t>0.1650</w:t>
+            </w:r>
+          </w:p>
+        </w:tc>
+      </w:tr>
+      <w:tr>
+        <w:tc>
+          <w:tcPr>
+            <w:tcW w:type="dxa" w:w="1080"/>
+          </w:tcPr>
+          <w:p>
+            <w:r>
+              <w:t>Δ (TabICL − RF-full)</w:t>
+            </w:r>
+          </w:p>
+        </w:tc>
+        <w:tc>
+          <w:tcPr>
+            <w:tcW w:type="dxa" w:w="1080"/>
+          </w:tcPr>
+          <w:p>
+            <w:r>
+              <w:t>-0.1235</w:t>
+            </w:r>
+          </w:p>
+        </w:tc>
+        <w:tc>
+          <w:tcPr>
+            <w:tcW w:type="dxa" w:w="1080"/>
+          </w:tcPr>
+          <w:p>
+            <w:r>
+              <w:t>+0.0361</w:t>
+            </w:r>
+          </w:p>
+        </w:tc>
+        <w:tc>
+          <w:tcPr>
+            <w:tcW w:type="dxa" w:w="1080"/>
+          </w:tcPr>
+          <w:p>
+            <w:r>
+              <w:t>+0.0280</w:t>
+            </w:r>
+          </w:p>
+        </w:tc>
+        <w:tc>
+          <w:tcPr>
+            <w:tcW w:type="dxa" w:w="1080"/>
+          </w:tcPr>
+          <w:p>
+            <w:r>
+              <w:t>-0.0714</w:t>
+            </w:r>
+          </w:p>
+        </w:tc>
+        <w:tc>
+          <w:tcPr>
+            <w:tcW w:type="dxa" w:w="1080"/>
+          </w:tcPr>
+          <w:p>
+            <w:r>
+              <w:t>+0.1479</w:t>
+            </w:r>
+          </w:p>
+        </w:tc>
+        <w:tc>
+          <w:tcPr>
+            <w:tcW w:type="dxa" w:w="1080"/>
+          </w:tcPr>
+          <w:p>
+            <w:r>
+              <w:t>+0.0034</w:t>
+            </w:r>
+          </w:p>
+        </w:tc>
+        <w:tc>
+          <w:tcPr>
+            <w:tcW w:type="dxa" w:w="1080"/>
+          </w:tcPr>
+          <w:p>
+            <w:r>
+              <w:t>—</w:t>
+            </w:r>
+          </w:p>
+        </w:tc>
+      </w:tr>
+    </w:tbl>
+    <w:p>
+      <w:r>
+        <w:t>Mean F1 with 95% confidence interval over the 5 folds (t-interval, 4 df):</w:t>
+      </w:r>
+    </w:p>
+    <w:tbl>
+      <w:tblPr>
+        <w:tblStyle w:val="LightList-Accent1"/>
+        <w:tblW w:type="auto" w:w="0"/>
+        <w:tblLook w:firstColumn="1" w:firstRow="1" w:lastColumn="0" w:lastRow="0" w:noHBand="0" w:noVBand="1" w:val="04A0"/>
+      </w:tblPr>
+      <w:tblGrid>
+        <w:gridCol w:w="1234"/>
+        <w:gridCol w:w="1234"/>
+        <w:gridCol w:w="1234"/>
+        <w:gridCol w:w="1234"/>
+        <w:gridCol w:w="1234"/>
+        <w:gridCol w:w="1234"/>
+        <w:gridCol w:w="1234"/>
+      </w:tblGrid>
+      <w:tr>
+        <w:tc>
+          <w:tcPr>
+            <w:tcW w:type="dxa" w:w="1234"/>
+          </w:tcPr>
+          <w:p>
+            <w:r>
+              <w:t>Model</w:t>
+            </w:r>
+          </w:p>
+        </w:tc>
+        <w:tc>
+          <w:tcPr>
+            <w:tcW w:type="dxa" w:w="1234"/>
+          </w:tcPr>
+          <w:p>
+            <w:r>
+              <w:t>Mean F1</w:t>
+            </w:r>
+          </w:p>
+        </w:tc>
+        <w:tc>
+          <w:tcPr>
+            <w:tcW w:type="dxa" w:w="1234"/>
+          </w:tcPr>
+          <w:p>
+            <w:r>
+              <w:t>SD</w:t>
+            </w:r>
+          </w:p>
+        </w:tc>
+        <w:tc>
+          <w:tcPr>
+            <w:tcW w:type="dxa" w:w="1234"/>
+          </w:tcPr>
+          <w:p>
+            <w:r>
+              <w:t>SEM</w:t>
+            </w:r>
+          </w:p>
+        </w:tc>
+        <w:tc>
+          <w:tcPr>
+            <w:tcW w:type="dxa" w:w="1234"/>
+          </w:tcPr>
+          <w:p>
+            <w:r>
+              <w:t>95% CI</w:t>
+            </w:r>
+          </w:p>
+        </w:tc>
+        <w:tc>
+          <w:tcPr>
+            <w:tcW w:type="dxa" w:w="1234"/>
+          </w:tcPr>
+          <w:p>
+            <w:r>
+              <w:t>Mean precision</w:t>
+            </w:r>
+          </w:p>
+        </w:tc>
+        <w:tc>
+          <w:tcPr>
+            <w:tcW w:type="dxa" w:w="1234"/>
+          </w:tcPr>
+          <w:p>
+            <w:r>
+              <w:t>Mean recall</w:t>
+            </w:r>
+          </w:p>
+        </w:tc>
+      </w:tr>
+      <w:tr>
+        <w:tc>
+          <w:tcPr>
+            <w:tcW w:type="dxa" w:w="1234"/>
+          </w:tcPr>
+          <w:p>
+            <w:r>
+              <w:t>TabICL</w:t>
+            </w:r>
+          </w:p>
+        </w:tc>
+        <w:tc>
+          <w:tcPr>
+            <w:tcW w:type="dxa" w:w="1234"/>
+          </w:tcPr>
+          <w:p>
+            <w:r>
+              <w:t>0.8187</w:t>
+            </w:r>
+          </w:p>
+        </w:tc>
+        <w:tc>
+          <w:tcPr>
+            <w:tcW w:type="dxa" w:w="1234"/>
+          </w:tcPr>
+          <w:p>
+            <w:r>
+              <w:t>0.0879</w:t>
+            </w:r>
+          </w:p>
+        </w:tc>
+        <w:tc>
+          <w:tcPr>
+            <w:tcW w:type="dxa" w:w="1234"/>
+          </w:tcPr>
+          <w:p>
+            <w:r>
+              <w:t>0.0393</w:t>
+            </w:r>
+          </w:p>
+        </w:tc>
+        <w:tc>
+          <w:tcPr>
+            <w:tcW w:type="dxa" w:w="1234"/>
+          </w:tcPr>
+          <w:p>
+            <w:r>
+              <w:t>[0.7095, 0.9278]  (±0.1092)</w:t>
+            </w:r>
+          </w:p>
+        </w:tc>
+        <w:tc>
+          <w:tcPr>
+            <w:tcW w:type="dxa" w:w="1234"/>
+          </w:tcPr>
+          <w:p>
+            <w:r>
+              <w:t>0.9187</w:t>
+            </w:r>
+          </w:p>
+        </w:tc>
+        <w:tc>
+          <w:tcPr>
+            <w:tcW w:type="dxa" w:w="1234"/>
+          </w:tcPr>
+          <w:p>
+            <w:r>
+              <w:t>0.7440</w:t>
+            </w:r>
+          </w:p>
+        </w:tc>
+      </w:tr>
+      <w:tr>
+        <w:tc>
+          <w:tcPr>
+            <w:tcW w:type="dxa" w:w="1234"/>
+          </w:tcPr>
+          <w:p>
+            <w:r>
+              <w:t>RF-full</w:t>
+            </w:r>
+          </w:p>
+        </w:tc>
+        <w:tc>
+          <w:tcPr>
+            <w:tcW w:type="dxa" w:w="1234"/>
+          </w:tcPr>
+          <w:p>
+            <w:r>
+              <w:t>0.8153</w:t>
+            </w:r>
+          </w:p>
+        </w:tc>
+        <w:tc>
+          <w:tcPr>
+            <w:tcW w:type="dxa" w:w="1234"/>
+          </w:tcPr>
+          <w:p>
+            <w:r>
+              <w:t>0.1650</w:t>
+            </w:r>
+          </w:p>
+        </w:tc>
+        <w:tc>
+          <w:tcPr>
+            <w:tcW w:type="dxa" w:w="1234"/>
+          </w:tcPr>
+          <w:p>
+            <w:r>
+              <w:t>0.0738</w:t>
+            </w:r>
+          </w:p>
+        </w:tc>
+        <w:tc>
+          <w:tcPr>
+            <w:tcW w:type="dxa" w:w="1234"/>
+          </w:tcPr>
+          <w:p>
+            <w:r>
+              <w:t>[0.6103, 1.0202]  (±0.2049)</w:t>
+            </w:r>
+          </w:p>
+        </w:tc>
+        <w:tc>
+          <w:tcPr>
+            <w:tcW w:type="dxa" w:w="1234"/>
+          </w:tcPr>
+          <w:p>
+            <w:r>
+              <w:t>0.8115</w:t>
+            </w:r>
+          </w:p>
+        </w:tc>
+        <w:tc>
+          <w:tcPr>
+            <w:tcW w:type="dxa" w:w="1234"/>
+          </w:tcPr>
+          <w:p>
+            <w:r>
+              <w:t>0.8333</w:t>
+            </w:r>
+          </w:p>
+        </w:tc>
+      </w:tr>
+    </w:tbl>
+    <w:p>
+      <w:r>
+        <w:t>Paired difference (the test that answers “is the gap real?”):</w:t>
+      </w:r>
+    </w:p>
+    <w:tbl>
+      <w:tblPr>
+        <w:tblStyle w:val="LightList-Accent1"/>
+        <w:tblW w:type="auto" w:w="0"/>
+        <w:tblLook w:firstColumn="1" w:firstRow="1" w:lastColumn="0" w:lastRow="0" w:noHBand="0" w:noVBand="1" w:val="04A0"/>
+      </w:tblPr>
+      <w:tblGrid>
+        <w:gridCol w:w="1234"/>
+        <w:gridCol w:w="1234"/>
+        <w:gridCol w:w="1234"/>
+        <w:gridCol w:w="1234"/>
+        <w:gridCol w:w="1234"/>
+        <w:gridCol w:w="1234"/>
+        <w:gridCol w:w="1234"/>
+      </w:tblGrid>
+      <w:tr>
+        <w:tc>
+          <w:tcPr>
+            <w:tcW w:type="dxa" w:w="1234"/>
+          </w:tcPr>
+          <w:p>
+            <w:r>
+              <w:t>Comparison</w:t>
+            </w:r>
+          </w:p>
+        </w:tc>
+        <w:tc>
+          <w:tcPr>
+            <w:tcW w:type="dxa" w:w="1234"/>
+          </w:tcPr>
+          <w:p>
+            <w:r>
+              <w:t>Mean Δ F1</w:t>
+            </w:r>
+          </w:p>
+        </w:tc>
+        <w:tc>
+          <w:tcPr>
+            <w:tcW w:type="dxa" w:w="1234"/>
+          </w:tcPr>
+          <w:p>
+            <w:r>
+              <w:t>95% CI on Δ</w:t>
+            </w:r>
+          </w:p>
+        </w:tc>
+        <w:tc>
+          <w:tcPr>
+            <w:tcW w:type="dxa" w:w="1234"/>
+          </w:tcPr>
+          <w:p>
+            <w:r>
+              <w:t>Folds won</w:t>
+            </w:r>
+          </w:p>
+        </w:tc>
+        <w:tc>
+          <w:tcPr>
+            <w:tcW w:type="dxa" w:w="1234"/>
+          </w:tcPr>
+          <w:p>
+            <w:r>
+              <w:t>paired t p</w:t>
+            </w:r>
+          </w:p>
+        </w:tc>
+        <w:tc>
+          <w:tcPr>
+            <w:tcW w:type="dxa" w:w="1234"/>
+          </w:tcPr>
+          <w:p>
+            <w:r>
+              <w:t>Wilcoxon p</w:t>
+            </w:r>
+          </w:p>
+        </w:tc>
+        <w:tc>
+          <w:tcPr>
+            <w:tcW w:type="dxa" w:w="1234"/>
+          </w:tcPr>
+          <w:p>
+            <w:r>
+              <w:t>Verdict</w:t>
+            </w:r>
+          </w:p>
+        </w:tc>
+      </w:tr>
+      <w:tr>
+        <w:tc>
+          <w:tcPr>
+            <w:tcW w:type="dxa" w:w="1234"/>
+          </w:tcPr>
+          <w:p>
+            <w:r>
+              <w:t>TabICL − RF-full</w:t>
+            </w:r>
+          </w:p>
+        </w:tc>
+        <w:tc>
+          <w:tcPr>
+            <w:tcW w:type="dxa" w:w="1234"/>
+          </w:tcPr>
+          <w:p>
+            <w:r>
+              <w:t>+0.0034</w:t>
+            </w:r>
+          </w:p>
+        </w:tc>
+        <w:tc>
+          <w:tcPr>
+            <w:tcW w:type="dxa" w:w="1234"/>
+          </w:tcPr>
+          <w:p>
+            <w:r>
+              <w:t>[-0.1272, +0.1340]</w:t>
+            </w:r>
+          </w:p>
+        </w:tc>
+        <w:tc>
+          <w:tcPr>
+            <w:tcW w:type="dxa" w:w="1234"/>
+          </w:tcPr>
+          <w:p>
+            <w:r>
+              <w:t>3 / 5</w:t>
+            </w:r>
+          </w:p>
+        </w:tc>
+        <w:tc>
+          <w:tcPr>
+            <w:tcW w:type="dxa" w:w="1234"/>
+          </w:tcPr>
+          <w:p>
+            <w:r>
+              <w:t>0.9457</w:t>
+            </w:r>
+          </w:p>
+        </w:tc>
+        <w:tc>
+          <w:tcPr>
+            <w:tcW w:type="dxa" w:w="1234"/>
+          </w:tcPr>
+          <w:p>
+            <w:r>
+              <w:t>1.0000</w:t>
+            </w:r>
+          </w:p>
+        </w:tc>
+        <w:tc>
+          <w:tcPr>
+            <w:tcW w:type="dxa" w:w="1234"/>
+          </w:tcPr>
+          <w:p>
+            <w:r>
+              <w:t>CI includes zero — NOT significant</w:t>
+            </w:r>
+          </w:p>
+        </w:tc>
+      </w:tr>
+    </w:tbl>
+    <w:p/>
+    <w:p>
+      <w:pPr>
+        <w:pStyle w:val="Heading2"/>
+      </w:pPr>
+      <w:r>
+        <w:t>Notes and caveats</w:t>
+      </w:r>
+    </w:p>
+    <w:p>
+      <w:pPr>
+        <w:pStyle w:val="ListBullet"/>
+      </w:pPr>
+      <w:r>
+        <w:rPr>
+          <w:b/>
+        </w:rPr>
+        <w:t>Headline:</w:t>
+      </w:r>
+      <w:r>
+        <w:t xml:space="preserve"> The paired 95% CI on ΔF1 is [-0.1272, +0.1340] (paired t p = 0.946), so on this evidence the two models cannot be separated by F1 under leave-region-out CV. TabICL wins 3 of 5 folds.</w:t>
+      </w:r>
+    </w:p>
+    <w:p>
+      <w:pPr>
+        <w:pStyle w:val="ListBullet"/>
+      </w:pPr>
+      <w:r>
+        <w:rPr>
+          <w:b/>
+        </w:rPr>
+        <w:t>Read the interval, not just the mean:</w:t>
+      </w:r>
+      <w:r>
+        <w:t xml:space="preserve"> The CI half-width is ±0.109 (TabICL) and ±0.205 (RF-full) — wide, because n = 5 folds gives only 4 degrees of freedom and the fold-to-fold spread is large (SD 0.088 / 0.165). These intervals describe variation across held-out regions, not sampling error within a region; with 5 blocks they are indicative, not decisive.</w:t>
+      </w:r>
+    </w:p>
+    <w:p>
+      <w:pPr>
+        <w:pStyle w:val="ListBullet"/>
+      </w:pPr>
+      <w:r>
+        <w:rPr>
+          <w:b/>
+        </w:rPr>
+        <w:t>The upper CI bound is not attainable:</w:t>
+      </w:r>
+      <w:r>
+        <w:t xml:space="preserve"> RF-full's interval runs to 1.020, above the maximum F1 can take. That is an artefact of a normal-theory t-interval applied to a metric bounded at 1.0 with only 4 df, not a real result — read it as capped at 1.000. It is also a symptom of RF-full's larger fold-to-fold spread (SD 0.165 vs 0.088).</w:t>
+      </w:r>
+    </w:p>
+    <w:p>
+      <w:pPr>
+        <w:pStyle w:val="ListBullet"/>
+      </w:pPr>
+      <w:r>
+        <w:rPr>
+          <w:b/>
+        </w:rPr>
+        <w:t>Individual regions dominate the spread:</w:t>
+      </w:r>
+      <w:r>
+        <w:t xml:space="preserve"> Fold 4 is the hard region that already drove section 7b's AUC outlier (AUC: TabICL 0.767 vs RF-full 0.611). In F1 the same fold reads 0.677 vs 0.529 — TabICL's largest win. Fold 0 runs the other way: near-identical AUC (0.976 vs 0.974) but F1 0.833 vs 0.957. Single regions move the mean substantially in both directions — the honest summary is the interval, not the point estimate.</w:t>
+      </w:r>
+    </w:p>
+    <w:p>
+      <w:pPr>
+        <w:pStyle w:val="ListBullet"/>
+      </w:pPr>
+      <w:r>
+        <w:rPr>
+          <w:b/>
+        </w:rPr>
+        <w:t>F1 ≠ AUC — thresholding matters:</w:t>
+      </w:r>
+      <w:r>
+        <w:t xml:space="preserve"> AUC is threshold-free; F1 is not. Both models are cut at a fixed P = 0.5 with no per-fold threshold tuning, which is the conservative choice (tuning on the test fold would leak). The two models sit differently against that cut: TabICL predicts HIGH on only 40.5% of test cells (precision 0.919, recall 0.744) against RF-full's 52.7% (precision 0.812, recall 0.833) on a ~50% HIGH test set. TabICL is uncalibrated and conservative; RF-full is fitted with class_weight='balanced'. So part of the per-fold F1 spread reflects where each model's probabilities fall relative to 0.5, not ranking quality — fold 0 is exactly that case. Calibrating or tuning the threshold on training data would likely raise TabICL's F1.</w:t>
+      </w:r>
+    </w:p>
+    <w:p>
+      <w:pPr>
+        <w:pStyle w:val="ListBullet"/>
+      </w:pPr>
+      <w:r>
+        <w:rPr>
+          <w:b/>
+        </w:rPr>
+        <w:t>Balanced test set:</w:t>
+      </w:r>
+      <w:r>
+        <w:t xml:space="preserve"> Test subsamples are class-balanced (n = 300/fold, ~50% HIGH), so F1 here is not comparable to an F1 computed at the grid's natural 0.435 prevalence, and the trivial all-positive baseline is F1 ≈ 0.667. Judge both models against that, not against 0.</w:t>
+      </w:r>
+    </w:p>
+    <w:p>
+      <w:r>
+        <w:t>Artefacts: figures/Caretta_caretta/tabicl_f1_spatial.json (per-fold F1, precision, recall, and the raw per-cell probabilities for both models), tabicl_f1_spatial_summary.json (means, SD, SEM, CIs, paired tests). Regenerate with `python tabicl_f1_benchmark.py` (~10 min on 4 CPU cores); it replays the section 7b folds and aborts if the re-derived per-fold AUCs drift from tabicl_results.json, so the F1 numbers can never silently decouple from the AUCs above.</w:t>
       </w:r>
     </w:p>
     <w:sectPr>
